--- a/docx_final/ИОТ-СПС-07.docx
+++ b/docx_final/ИОТ-СПС-07.docx
@@ -1784,366 +1784,6 @@
         <w:t>5.6. По окончании работ по наряду-допуску закрыть наряд-допуск.</w:t>
       </w:r>
     </w:p>
-    <w:p>
-      <w:r>
-        <w:t xml:space="preserve">[ОБЩ-01-ГЛАВ_АГР] </w:t>
-      </w:r>
-      <w:r>
-        <w:rPr>
-          <w:b w:val="0"/>
-          <w:i w:val="0"/>
-        </w:rPr>
-        <w:t>1.1. Настоящая инструкция устанавливает требования по обеспечению безопасных условий труда для главного агронома ООО «Слайс ЛТД».</w:t>
-      </w:r>
-    </w:p>
-    <w:p>
-      <w:r>
-        <w:t xml:space="preserve">[ОБЩ-02-ГЛАВ_АГР] </w:t>
-      </w:r>
-      <w:r>
-        <w:rPr>
-          <w:b w:val="0"/>
-          <w:i w:val="0"/>
-        </w:rPr>
-        <w:t>1.2. Настоящая инструкция по охране труда разработана на основе установленных обязательных требований по охране труда в Российской Федерации, а также:</w:t>
-      </w:r>
-    </w:p>
-    <w:p>
-      <w:r>
-        <w:rPr>
-          <w:b w:val="0"/>
-          <w:i w:val="0"/>
-        </w:rPr>
-        <w:t>1) изучения трудовых функций главного агронома;</w:t>
-      </w:r>
-    </w:p>
-    <w:p>
-      <w:r>
-        <w:rPr>
-          <w:b w:val="0"/>
-          <w:i w:val="0"/>
-        </w:rPr>
-        <w:t>2) результатов специальной оценки условий труда (далее – СОУТ), действующих в ООО «Слайс ЛТД»;</w:t>
-      </w:r>
-    </w:p>
-    <w:p>
-      <w:r>
-        <w:rPr>
-          <w:b w:val="0"/>
-          <w:i w:val="0"/>
-        </w:rPr>
-        <w:t>3) результатов оценки профессиональных рисков (далее – ОПР), действующих в ООО «Слайс ЛТД»;</w:t>
-      </w:r>
-    </w:p>
-    <w:p>
-      <w:r>
-        <w:rPr>
-          <w:b w:val="0"/>
-          <w:i w:val="0"/>
-        </w:rPr>
-        <w:t>4) анализа требований профессионального стандарта и должностных обязанностей;</w:t>
-      </w:r>
-    </w:p>
-    <w:p>
-      <w:r>
-        <w:rPr>
-          <w:b w:val="0"/>
-          <w:i w:val="0"/>
-        </w:rPr>
-        <w:t>5) определения безопасных методов и приёмов выполнения работ.</w:t>
-      </w:r>
-    </w:p>
-    <w:p>
-      <w:r>
-        <w:t xml:space="preserve">[ОБЩ-03-ГЛАВ_АГР] </w:t>
-      </w:r>
-      <w:r>
-        <w:rPr>
-          <w:b w:val="0"/>
-          <w:i w:val="0"/>
-        </w:rPr>
-        <w:t>1.3. Выполнение требований настоящей инструкции обязательно для всех работников в должности главного агронома ООО «Слайс ЛТД» при выполнении ими трудовых обязанностей независимо от квалификации и стажа работы.</w:t>
-      </w:r>
-    </w:p>
-    <w:p>
-      <w:r>
-        <w:t xml:space="preserve">[ОБЩ-04-ГЛАВ_АГР] </w:t>
-      </w:r>
-      <w:r>
-        <w:rPr>
-          <w:b w:val="0"/>
-          <w:i w:val="0"/>
-        </w:rPr>
-        <w:t>1.4. К самостоятельной работе в должности главного агронома допускаются лица не моложе 18 лет, прошедшие:</w:t>
-      </w:r>
-    </w:p>
-    <w:p>
-      <w:r>
-        <w:rPr>
-          <w:b w:val="0"/>
-          <w:i w:val="0"/>
-        </w:rPr>
-        <w:t>– обязательный предварительный медицинский осмотр;</w:t>
-      </w:r>
-    </w:p>
-    <w:p>
-      <w:r>
-        <w:rPr>
-          <w:b w:val="0"/>
-          <w:i w:val="0"/>
-        </w:rPr>
-        <w:t>– вводный инструктаж по охране труда;</w:t>
-      </w:r>
-    </w:p>
-    <w:p>
-      <w:r>
-        <w:rPr>
-          <w:b w:val="0"/>
-          <w:i w:val="0"/>
-        </w:rPr>
-        <w:t>– первичный инструктаж на рабочем месте;</w:t>
-      </w:r>
-    </w:p>
-    <w:p>
-      <w:r>
-        <w:rPr>
-          <w:b w:val="0"/>
-          <w:i w:val="0"/>
-        </w:rPr>
-        <w:t>– обучение по охране труда и проверку знаний требований охраны труда;</w:t>
-      </w:r>
-    </w:p>
-    <w:p>
-      <w:r>
-        <w:rPr>
-          <w:b w:val="0"/>
-          <w:i w:val="0"/>
-        </w:rPr>
-        <w:t>– обучение по оказанию первой помощи пострадавшим;</w:t>
-      </w:r>
-    </w:p>
-    <w:p>
-      <w:r>
-        <w:rPr>
-          <w:b w:val="0"/>
-          <w:i w:val="0"/>
-        </w:rPr>
-        <w:t>– обучение и проверку знаний по использованию (применению) средств индивидуальной защиты;</w:t>
-      </w:r>
-    </w:p>
-    <w:p>
-      <w:r>
-        <w:rPr>
-          <w:b w:val="0"/>
-          <w:i w:val="0"/>
-        </w:rPr>
-        <w:t>– обучение мерам пожарной безопасности;</w:t>
-      </w:r>
-    </w:p>
-    <w:p>
-      <w:r>
-        <w:rPr>
-          <w:b w:val="0"/>
-          <w:i w:val="0"/>
-        </w:rPr>
-        <w:t>– стажировку на рабочем месте продолжительностью не менее 2 смен;</w:t>
-      </w:r>
-    </w:p>
-    <w:p>
-      <w:r>
-        <w:rPr>
-          <w:b w:val="0"/>
-          <w:i w:val="0"/>
-        </w:rPr>
-        <w:t>– проверку знаний правил электробезопасности в объёме I группы по электробезопасности (при работе с ручным электроинструментом — II группа).</w:t>
-      </w:r>
-    </w:p>
-    <w:p>
-      <w:r>
-        <w:t xml:space="preserve">[ОБЩ-05] </w:t>
-      </w:r>
-      <w:r>
-        <w:rPr>
-          <w:b w:val="0"/>
-          <w:i w:val="0"/>
-        </w:rPr>
-        <w:t>1.5. Повторный инструктаж проводится не реже одного раза в 6 месяцев непосредственным руководителем работ.</w:t>
-      </w:r>
-    </w:p>
-    <w:p>
-      <w:r>
-        <w:rPr>
-          <w:b w:val="0"/>
-          <w:i w:val="0"/>
-        </w:rPr>
-        <w:t>новый пункт</w:t>
-      </w:r>
-    </w:p>
-    <w:p>
-      <w:r>
-        <w:t xml:space="preserve">[ОБЩ-06] </w:t>
-      </w:r>
-      <w:r>
-        <w:rPr>
-          <w:b w:val="0"/>
-          <w:i w:val="0"/>
-        </w:rPr>
-        <w:t>1.6. Внеплановый инструктаж проводится при:</w:t>
-      </w:r>
-    </w:p>
-    <w:p>
-      <w:r>
-        <w:rPr>
-          <w:b w:val="0"/>
-          <w:i w:val="0"/>
-        </w:rPr>
-        <w:t>а) изменениях в эксплуатации оборудования, технологических процессов, использовании сырья и материалов, влияющих на безопасность труда;</w:t>
-      </w:r>
-    </w:p>
-    <w:p>
-      <w:r>
-        <w:rPr>
-          <w:b w:val="0"/>
-          <w:i w:val="0"/>
-        </w:rPr>
-        <w:t>б) изменении должностных (функциональных) обязанностей работников, непосредственно связанных с осуществлением производственной деятельности, влияющими на безопасность труда;</w:t>
-      </w:r>
-    </w:p>
-    <w:p>
-      <w:r>
-        <w:rPr>
-          <w:b w:val="0"/>
-          <w:i w:val="0"/>
-        </w:rPr>
-        <w:t>в) изменении нормативных правовых актов, содержащих государственные нормативные требования охраны труда;</w:t>
-      </w:r>
-    </w:p>
-    <w:p>
-      <w:r>
-        <w:rPr>
-          <w:b w:val="0"/>
-          <w:i w:val="0"/>
-        </w:rPr>
-        <w:t>г) выявлении дополнительных производственных факторов и источников опасности в рамках проведения СОУТ и ОПР;</w:t>
-      </w:r>
-    </w:p>
-    <w:p>
-      <w:r>
-        <w:rPr>
-          <w:b w:val="0"/>
-          <w:i w:val="0"/>
-        </w:rPr>
-        <w:t>д) требовании должностных лиц федеральной инспекции труда;</w:t>
-      </w:r>
-    </w:p>
-    <w:p>
-      <w:r>
-        <w:rPr>
-          <w:b w:val="0"/>
-          <w:i w:val="0"/>
-        </w:rPr>
-        <w:t>е) произошедших авариях и несчастных случаях на производстве;</w:t>
-      </w:r>
-    </w:p>
-    <w:p>
-      <w:r>
-        <w:rPr>
-          <w:b w:val="0"/>
-          <w:i w:val="0"/>
-        </w:rPr>
-        <w:t>ж) перерыве в работе продолжительностью более 60 календарных дней;</w:t>
-      </w:r>
-    </w:p>
-    <w:p>
-      <w:r>
-        <w:rPr>
-          <w:b w:val="0"/>
-          <w:i w:val="0"/>
-        </w:rPr>
-        <w:t>з) решении работодателя.</w:t>
-      </w:r>
-    </w:p>
-    <w:p>
-      <w:r>
-        <w:t xml:space="preserve">[ОБЩ-07] </w:t>
-      </w:r>
-      <w:r>
-        <w:rPr>
-          <w:b w:val="0"/>
-          <w:i w:val="0"/>
-        </w:rPr>
-        <w:t>1.7. Целевой инструктаж проводится при:</w:t>
-      </w:r>
-    </w:p>
-    <w:p>
-      <w:r>
-        <w:rPr>
-          <w:b w:val="0"/>
-          <w:i w:val="0"/>
-        </w:rPr>
-        <w:t>а) выполнении работ повышенной опасности, на которые требуется наряд-допуск;</w:t>
-      </w:r>
-    </w:p>
-    <w:p>
-      <w:r>
-        <w:rPr>
-          <w:b w:val="0"/>
-          <w:i w:val="0"/>
-        </w:rPr>
-        <w:t>б) выполнении работ на объектах повышенной опасности, на проезжей части автомобильных дорог;</w:t>
-      </w:r>
-    </w:p>
-    <w:p>
-      <w:r>
-        <w:rPr>
-          <w:b w:val="0"/>
-          <w:i w:val="0"/>
-        </w:rPr>
-        <w:t>в) выполнении работ, не относящихся к основному технологическому процессу;</w:t>
-      </w:r>
-    </w:p>
-    <w:p>
-      <w:r>
-        <w:rPr>
-          <w:b w:val="0"/>
-          <w:i w:val="0"/>
-        </w:rPr>
-        <w:t>г) ликвидации последствий чрезвычайных ситуаций;</w:t>
-      </w:r>
-    </w:p>
-    <w:p>
-      <w:r>
-        <w:rPr>
-          <w:b w:val="0"/>
-          <w:i w:val="0"/>
-        </w:rPr>
-        <w:t>д) в иных случаях, установленных работодателем.</w:t>
-      </w:r>
-    </w:p>
-    <w:p>
-      <w:r>
-        <w:t xml:space="preserve">[ОБЩ-08] </w:t>
-      </w:r>
-      <w:r>
-        <w:rPr>
-          <w:b w:val="0"/>
-          <w:i w:val="0"/>
-        </w:rPr>
-        <w:t>1.8. Работник, не прошедший своевременно инструктажи, обучение и проверку знаний требований охраны труда, к самостоятельной работе не допускается.</w:t>
-      </w:r>
-    </w:p>
-    <w:p>
-      <w:r>
-        <w:t xml:space="preserve">[ОБЩ-09] </w:t>
-      </w:r>
-      <w:r>
-        <w:rPr>
-          <w:b w:val="0"/>
-          <w:i w:val="0"/>
-        </w:rPr>
-        <w:t>1.9. Работнику запрещается пользоваться инструментом, приспособлениями и оборудованием, безопасному обращению с которым он не обучен.</w:t>
-      </w:r>
-    </w:p>
     <w:sectPr>
       <w:pgSz w:w="12240" w:h="15840"/>
       <w:pgMar w:top="850" w:right="567" w:bottom="850" w:left="1134" w:header="720" w:footer="720" w:gutter="0"/>

--- a/docx_final/ИОТ-СПС-07.docx
+++ b/docx_final/ИОТ-СПС-07.docx
@@ -1019,7 +1019,7 @@
           <w:b w:val="0"/>
           <w:i w:val="0"/>
         </w:rPr>
-        <w:t>2.5.8. Перед химобработкой дополнительно: проверить препарат по государственному каталогу, срок годности, маркировку и целостность тары, изучить инструкцию по применению; определить норму расхода, площадь обработки, класс опасности, санитарные разрывы и срок ожидания; оформить задание на обработку, провести целевой инструктаж звена с записью в установленном порядке; согласовать время и место обработки со службами, ответственными за эксплуатацию территории, оповестить их о запрете доступа; подготовить ограждения и предупредительные знаки «Осторожно! Химическая обработка», ёмкость для сбора проливов и остатков раствора, абсорбирующий материал, металлический ящик с крышкой для загрязнённой ветоши, чистую воду и мыло; проверить наличие аптечки, средств связи, номера вызова скорой помощи (103 или 112) и пожарной охраны (101 или 112); назначить соисполнителя и порядок непрерывного наблюдения.</w:t>
+        <w:t>2.5.8. Дополнительно перед химобработкой: проверить препарат по государственному каталогу, срок годности, маркировку и целостность тары, изучить инструкцию по применению; определить норму расхода, площадь обработки, класс опасности, санитарные разрывы и срок ожидания; оформить задание на обработку, провести целевой инструктаж звена с записью в установленном порядке; согласовать время и место обработки со службами, ответственными за эксплуатацию территории, оповестить их о запрете доступа; подготовить ограждения и предупредительные знаки «Осторожно! Химическая обработка», ёмкость для сбора проливов и остатков раствора, абсорбирующий материал, металлический ящик с крышкой для загрязнённой ветоши, чистую воду и мыло; проверить наличие аптечки, средств связи, номера вызова скорой помощи (103 или 112) и пожарной охраны (101 или 112); назначить соисполнителя и порядок непрерывного наблюдения.</w:t>
       </w:r>
     </w:p>
     <w:p>
@@ -1658,7 +1658,7 @@
           <w:b w:val="0"/>
           <w:i w:val="0"/>
         </w:rPr>
-        <w:t>5.1.4. После химобработки дополнительно: организовать сбор остатков рабочего раствора в специальную ёмкость для последующей утилизации; слить в канализацию, водоёмы и на почву запрещается; промыть бак, шланги, распылители и наружные поверхности опрыскивателя, промывную воду собрать и обезвредить в установленном порядке; собрать пустую тару, не выбрасывать её непромытой и не проколотой, оформить акт и передать на обезвреживание и утилизацию специализированной организации с сохранением документов; обеспечить снятие загрязнённой спецодежды и СИЗ в отведённом месте, их отдельную стирку или обезвреживание; фильтрующие элементы с выработанным ресурсом заменить и передать на утилизацию; проверить внесение записей в журнал обработок: дата, время, участок, площадь, препарат, норма расхода, погодные условия, применённые СИЗ, срок ожидания и Ф.И.О. исполнителей; сохранить ограждения и предупреждающие знаки до истечения срока ожидания, проинформировать ответственных за эксплуатацию территории о дате снятия ограничений.</w:t>
+        <w:t>5.1.4. Дополнительно после химобработки: организовать сбор остатков рабочего раствора в специальную ёмкость для последующей утилизации; слить в канализацию, водоёмы и на почву запрещается; промыть бак, шланги, распылители и наружные поверхности опрыскивателя, промывную воду собрать и обезвредить в установленном порядке; собрать пустую тару, не выбрасывать её непромытой и не проколотой, оформить акт и передать на обезвреживание и утилизацию специализированной организации с сохранением документов; обеспечить снятие загрязнённой спецодежды и СИЗ в отведённом месте, их отдельную стирку или обезвреживание; фильтрующие элементы с выработанным ресурсом заменить и передать на утилизацию; проверить внесение записей в журнал обработок: дата, время, участок, площадь, препарат, норма расхода, погодные условия, применённые СИЗ, срок ожидания и Ф.И.О. исполнителей; сохранить ограждения и предупреждающие знаки до истечения срока ожидания, проинформировать ответственных за эксплуатацию территории о дате снятия ограничений.</w:t>
       </w:r>
     </w:p>
     <w:p>
